--- a/ספורט הישגיות/תכולת דשבורד הישגיות (קבוצתי).docx
+++ b/ספורט הישגיות/תכולת דשבורד הישגיות (קבוצתי).docx
@@ -629,175 +629,133 @@
           <w:bCs w:val="false"/>
           <w:rtl/>
         </w:rPr>
-        <w:t xml:space="preserve">פרמטרי גודל תחרות — 8 פקדים (4 קבוצות × מינ׳/מקס׳ מס׳ מדינות), פקדי QuickSight (Slider/Text) מעל הפילטרים.</w:t>
-      </w:r>
-    </w:p>
-    <w:p>
-      <w:pPr>
-        <w:pStyle w:val="ListParagraph"/>
-        <w:numPr>
-          <w:ilvl w:val="0"/>
-          <w:numId w:val="1"/>
-        </w:numPr>
-        <w:bidi/>
-        <w:spacing w:after="60" w:line="288"/>
-        <w:jc w:val="start"/>
-      </w:pPr>
-      <w:r>
-        <w:rPr>
-          <w:rFonts w:ascii="David" w:cs="David" w:eastAsia="David" w:hAnsi="David"/>
-          <w:b w:val="false"/>
-          <w:bCs w:val="false"/>
-          <w:rtl/>
-        </w:rPr>
-        <w:t xml:space="preserve">גודל תחרות · קבוצה 1 — מינ׳ מס׳ מדינות</w:t>
-      </w:r>
-    </w:p>
-    <w:p>
-      <w:pPr>
-        <w:pStyle w:val="ListParagraph"/>
-        <w:numPr>
-          <w:ilvl w:val="0"/>
-          <w:numId w:val="1"/>
-        </w:numPr>
-        <w:bidi/>
-        <w:spacing w:after="60" w:line="288"/>
-        <w:jc w:val="start"/>
-      </w:pPr>
-      <w:r>
-        <w:rPr>
-          <w:rFonts w:ascii="David" w:cs="David" w:eastAsia="David" w:hAnsi="David"/>
-          <w:b w:val="false"/>
-          <w:bCs w:val="false"/>
-          <w:rtl/>
-        </w:rPr>
-        <w:t xml:space="preserve">גודל תחרות · קבוצה 1 — מקס׳ מס׳ מדינות</w:t>
-      </w:r>
-    </w:p>
-    <w:p>
-      <w:pPr>
-        <w:pStyle w:val="ListParagraph"/>
-        <w:numPr>
-          <w:ilvl w:val="0"/>
-          <w:numId w:val="1"/>
-        </w:numPr>
-        <w:bidi/>
-        <w:spacing w:after="60" w:line="288"/>
-        <w:jc w:val="start"/>
-      </w:pPr>
-      <w:r>
-        <w:rPr>
-          <w:rFonts w:ascii="David" w:cs="David" w:eastAsia="David" w:hAnsi="David"/>
-          <w:b w:val="false"/>
-          <w:bCs w:val="false"/>
-          <w:rtl/>
-        </w:rPr>
-        <w:t xml:space="preserve">גודל תחרות · קבוצה 2 — מינ׳ מס׳ מדינות</w:t>
-      </w:r>
-    </w:p>
-    <w:p>
-      <w:pPr>
-        <w:pStyle w:val="ListParagraph"/>
-        <w:numPr>
-          <w:ilvl w:val="0"/>
-          <w:numId w:val="1"/>
-        </w:numPr>
-        <w:bidi/>
-        <w:spacing w:after="60" w:line="288"/>
-        <w:jc w:val="start"/>
-      </w:pPr>
-      <w:r>
-        <w:rPr>
-          <w:rFonts w:ascii="David" w:cs="David" w:eastAsia="David" w:hAnsi="David"/>
-          <w:b w:val="false"/>
-          <w:bCs w:val="false"/>
-          <w:rtl/>
-        </w:rPr>
-        <w:t xml:space="preserve">גודל תחרות · קבוצה 2 — מקס׳ מס׳ מדינות</w:t>
-      </w:r>
-    </w:p>
-    <w:p>
-      <w:pPr>
-        <w:pStyle w:val="ListParagraph"/>
-        <w:numPr>
-          <w:ilvl w:val="0"/>
-          <w:numId w:val="1"/>
-        </w:numPr>
-        <w:bidi/>
-        <w:spacing w:after="60" w:line="288"/>
-        <w:jc w:val="start"/>
-      </w:pPr>
-      <w:r>
-        <w:rPr>
-          <w:rFonts w:ascii="David" w:cs="David" w:eastAsia="David" w:hAnsi="David"/>
-          <w:b w:val="false"/>
-          <w:bCs w:val="false"/>
-          <w:rtl/>
-        </w:rPr>
-        <w:t xml:space="preserve">גודל תחרות · קבוצה 3 — מינ׳ מס׳ מדינות</w:t>
-      </w:r>
-    </w:p>
-    <w:p>
-      <w:pPr>
-        <w:pStyle w:val="ListParagraph"/>
-        <w:numPr>
-          <w:ilvl w:val="0"/>
-          <w:numId w:val="1"/>
-        </w:numPr>
-        <w:bidi/>
-        <w:spacing w:after="60" w:line="288"/>
-        <w:jc w:val="start"/>
-      </w:pPr>
-      <w:r>
-        <w:rPr>
-          <w:rFonts w:ascii="David" w:cs="David" w:eastAsia="David" w:hAnsi="David"/>
-          <w:b w:val="false"/>
-          <w:bCs w:val="false"/>
-          <w:rtl/>
-        </w:rPr>
-        <w:t xml:space="preserve">גודל תחרות · קבוצה 3 — מקס׳ מס׳ מדינות</w:t>
-      </w:r>
-    </w:p>
-    <w:p>
-      <w:pPr>
-        <w:pStyle w:val="ListParagraph"/>
-        <w:numPr>
-          <w:ilvl w:val="0"/>
-          <w:numId w:val="1"/>
-        </w:numPr>
-        <w:bidi/>
-        <w:spacing w:after="60" w:line="288"/>
-        <w:jc w:val="start"/>
-      </w:pPr>
-      <w:r>
-        <w:rPr>
-          <w:rFonts w:ascii="David" w:cs="David" w:eastAsia="David" w:hAnsi="David"/>
-          <w:b w:val="false"/>
-          <w:bCs w:val="false"/>
-          <w:rtl/>
-        </w:rPr>
-        <w:t xml:space="preserve">גודל תחרות · קבוצה 4 — מינ׳ מס׳ מדינות</w:t>
-      </w:r>
-    </w:p>
-    <w:p>
-      <w:pPr>
-        <w:pStyle w:val="ListParagraph"/>
-        <w:numPr>
-          <w:ilvl w:val="0"/>
-          <w:numId w:val="1"/>
-        </w:numPr>
-        <w:bidi/>
-        <w:spacing w:after="60" w:line="288"/>
-        <w:jc w:val="start"/>
-      </w:pPr>
-      <w:r>
-        <w:rPr>
-          <w:rFonts w:ascii="David" w:cs="David" w:eastAsia="David" w:hAnsi="David"/>
-          <w:b w:val="false"/>
-          <w:bCs w:val="false"/>
-          <w:rtl/>
-        </w:rPr>
-        <w:t xml:space="preserve">גודל תחרות · קבוצה 4 — מקס׳ מס׳ מדינות</w:t>
+        <w:t xml:space="preserve">פרמטרי גודל תחרות — 6 פקדים (3 קבוצות × מינ׳/מקס׳ מס׳ מדינות), פקדי QuickSight (Slider/Text) מעל הפילטרים.</w:t>
+      </w:r>
+    </w:p>
+    <w:p>
+      <w:pPr>
+        <w:pStyle w:val="ListParagraph"/>
+        <w:numPr>
+          <w:ilvl w:val="0"/>
+          <w:numId w:val="1"/>
+        </w:numPr>
+        <w:bidi/>
+        <w:spacing w:after="60" w:line="288"/>
+        <w:jc w:val="start"/>
+      </w:pPr>
+      <w:r>
+        <w:rPr>
+          <w:rFonts w:ascii="David" w:cs="David" w:eastAsia="David" w:hAnsi="David"/>
+          <w:b w:val="false"/>
+          <w:bCs w:val="false"/>
+          <w:rtl/>
+        </w:rPr>
+        <w:t xml:space="preserve">גודל תחרות · קבוצה 1 (קטנה) — מינ׳ מס׳ מדינות</w:t>
+      </w:r>
+    </w:p>
+    <w:p>
+      <w:pPr>
+        <w:pStyle w:val="ListParagraph"/>
+        <w:numPr>
+          <w:ilvl w:val="0"/>
+          <w:numId w:val="1"/>
+        </w:numPr>
+        <w:bidi/>
+        <w:spacing w:after="60" w:line="288"/>
+        <w:jc w:val="start"/>
+      </w:pPr>
+      <w:r>
+        <w:rPr>
+          <w:rFonts w:ascii="David" w:cs="David" w:eastAsia="David" w:hAnsi="David"/>
+          <w:b w:val="false"/>
+          <w:bCs w:val="false"/>
+          <w:rtl/>
+        </w:rPr>
+        <w:t xml:space="preserve">גודל תחרות · קבוצה 1 (קטנה) — מקס׳ מס׳ מדינות</w:t>
+      </w:r>
+    </w:p>
+    <w:p>
+      <w:pPr>
+        <w:pStyle w:val="ListParagraph"/>
+        <w:numPr>
+          <w:ilvl w:val="0"/>
+          <w:numId w:val="1"/>
+        </w:numPr>
+        <w:bidi/>
+        <w:spacing w:after="60" w:line="288"/>
+        <w:jc w:val="start"/>
+      </w:pPr>
+      <w:r>
+        <w:rPr>
+          <w:rFonts w:ascii="David" w:cs="David" w:eastAsia="David" w:hAnsi="David"/>
+          <w:b w:val="false"/>
+          <w:bCs w:val="false"/>
+          <w:rtl/>
+        </w:rPr>
+        <w:t xml:space="preserve">גודל תחרות · קבוצה 2 (בינונית) — מינ׳ מס׳ מדינות</w:t>
+      </w:r>
+    </w:p>
+    <w:p>
+      <w:pPr>
+        <w:pStyle w:val="ListParagraph"/>
+        <w:numPr>
+          <w:ilvl w:val="0"/>
+          <w:numId w:val="1"/>
+        </w:numPr>
+        <w:bidi/>
+        <w:spacing w:after="60" w:line="288"/>
+        <w:jc w:val="start"/>
+      </w:pPr>
+      <w:r>
+        <w:rPr>
+          <w:rFonts w:ascii="David" w:cs="David" w:eastAsia="David" w:hAnsi="David"/>
+          <w:b w:val="false"/>
+          <w:bCs w:val="false"/>
+          <w:rtl/>
+        </w:rPr>
+        <w:t xml:space="preserve">גודל תחרות · קבוצה 2 (בינונית) — מקס׳ מס׳ מדינות</w:t>
+      </w:r>
+    </w:p>
+    <w:p>
+      <w:pPr>
+        <w:pStyle w:val="ListParagraph"/>
+        <w:numPr>
+          <w:ilvl w:val="0"/>
+          <w:numId w:val="1"/>
+        </w:numPr>
+        <w:bidi/>
+        <w:spacing w:after="60" w:line="288"/>
+        <w:jc w:val="start"/>
+      </w:pPr>
+      <w:r>
+        <w:rPr>
+          <w:rFonts w:ascii="David" w:cs="David" w:eastAsia="David" w:hAnsi="David"/>
+          <w:b w:val="false"/>
+          <w:bCs w:val="false"/>
+          <w:rtl/>
+        </w:rPr>
+        <w:t xml:space="preserve">גודל תחרות · קבוצה 3 (גדולה) — מינ׳ מס׳ מדינות</w:t>
+      </w:r>
+    </w:p>
+    <w:p>
+      <w:pPr>
+        <w:pStyle w:val="ListParagraph"/>
+        <w:numPr>
+          <w:ilvl w:val="0"/>
+          <w:numId w:val="1"/>
+        </w:numPr>
+        <w:bidi/>
+        <w:spacing w:after="60" w:line="288"/>
+        <w:jc w:val="start"/>
+      </w:pPr>
+      <w:r>
+        <w:rPr>
+          <w:rFonts w:ascii="David" w:cs="David" w:eastAsia="David" w:hAnsi="David"/>
+          <w:b w:val="false"/>
+          <w:bCs w:val="false"/>
+          <w:rtl/>
+        </w:rPr>
+        <w:t xml:space="preserve">גודל תחרות · קבוצה 3 (גדולה) — מקס׳ מס׳ מדינות</w:t>
       </w:r>
     </w:p>
     <w:p>
@@ -1109,7 +1067,7 @@
                 <w:bCs w:val="false"/>
                 <w:rtl/>
               </w:rPr>
-              <w:t>16 (8 פילטרים + 8 פרמטרי גודל)</w:t>
+              <w:t>14 (8 פילטרים + 6 פרמטרי גודל)</w:t>
             </w:r>
           </w:p>
         </w:tc>
